--- a/post-test/post-test-jarkom-7/posttest7_067_mahdi.docx
+++ b/post-test/post-test-jarkom-7/posttest7_067_mahdi.docx
@@ -431,7 +431,23 @@
           <w:sz w:val="24"/>
           <w:szCs w:val="24"/>
         </w:rPr>
-        <w:t>6 buah switch</w:t>
+        <w:t xml:space="preserve">4 buah router, 3 buah switch, dan </w:t>
+      </w:r>
+      <w:r>
+        <w:rPr>
+          <w:rFonts w:ascii="Times New Roman" w:eastAsia="Times New Roman" w:hAnsi="Times New Roman" w:cs="Times New Roman"/>
+          <w:sz w:val="24"/>
+          <w:szCs w:val="24"/>
+        </w:rPr>
+        <w:t xml:space="preserve">6 buah </w:t>
+      </w:r>
+      <w:r>
+        <w:rPr>
+          <w:rFonts w:ascii="Times New Roman" w:eastAsia="Times New Roman" w:hAnsi="Times New Roman" w:cs="Times New Roman"/>
+          <w:sz w:val="24"/>
+          <w:szCs w:val="24"/>
+        </w:rPr>
+        <w:t>PC</w:t>
       </w:r>
       <w:r>
         <w:rPr>
@@ -447,7 +463,23 @@
           <w:sz w:val="24"/>
           <w:szCs w:val="24"/>
         </w:rPr>
-        <w:t xml:space="preserve">Pasang kabel copper dari switch ke switch lainnya pada tiap interface sesuai topologi pada posttest. </w:t>
+        <w:t xml:space="preserve">Pasang kabel copper dari </w:t>
+      </w:r>
+      <w:r>
+        <w:rPr>
+          <w:rFonts w:ascii="Times New Roman" w:eastAsia="Times New Roman" w:hAnsi="Times New Roman" w:cs="Times New Roman"/>
+          <w:sz w:val="24"/>
+          <w:szCs w:val="24"/>
+        </w:rPr>
+        <w:t xml:space="preserve">masing-masing perangkat ke perangkat lain dengan interface yang </w:t>
+      </w:r>
+      <w:r>
+        <w:rPr>
+          <w:rFonts w:ascii="Times New Roman" w:eastAsia="Times New Roman" w:hAnsi="Times New Roman" w:cs="Times New Roman"/>
+          <w:sz w:val="24"/>
+          <w:szCs w:val="24"/>
+        </w:rPr>
+        <w:t xml:space="preserve">sesuai topologi pada posttest. </w:t>
       </w:r>
       <w:r>
         <w:rPr>
@@ -564,7 +596,7 @@
           <w:sz w:val="24"/>
           <w:szCs w:val="24"/>
         </w:rPr>
-        <w:t>setiap</w:t>
+        <w:t>semua perangkat router dan switch</w:t>
       </w:r>
       <w:r>
         <w:rPr>
@@ -580,14 +612,6 @@
           <w:sz w:val="24"/>
           <w:szCs w:val="24"/>
         </w:rPr>
-        <w:t xml:space="preserve">switch </w:t>
-      </w:r>
-      <w:r>
-        <w:rPr>
-          <w:rFonts w:ascii="Times New Roman" w:eastAsia="Times New Roman" w:hAnsi="Times New Roman" w:cs="Times New Roman"/>
-          <w:sz w:val="24"/>
-          <w:szCs w:val="24"/>
-        </w:rPr>
         <w:t>(</w:t>
       </w:r>
       <w:r>
@@ -596,15 +620,31 @@
           <w:sz w:val="24"/>
           <w:szCs w:val="24"/>
         </w:rPr>
-        <w:t>LSW1, LSW2, LSW3</w:t>
-      </w:r>
-      <w:r>
-        <w:rPr>
-          <w:rFonts w:ascii="Times New Roman" w:eastAsia="Times New Roman" w:hAnsi="Times New Roman" w:cs="Times New Roman"/>
-          <w:sz w:val="24"/>
-          <w:szCs w:val="24"/>
-        </w:rPr>
-        <w:t>, LSW4, LSW5, dan LSW6</w:t>
+        <w:t xml:space="preserve">R1, R2, R3, R4, </w:t>
+      </w:r>
+      <w:r>
+        <w:rPr>
+          <w:rFonts w:ascii="Times New Roman" w:eastAsia="Times New Roman" w:hAnsi="Times New Roman" w:cs="Times New Roman"/>
+          <w:sz w:val="24"/>
+          <w:szCs w:val="24"/>
+        </w:rPr>
+        <w:t xml:space="preserve">LSW1, LSW2, </w:t>
+      </w:r>
+      <w:r>
+        <w:rPr>
+          <w:rFonts w:ascii="Times New Roman" w:eastAsia="Times New Roman" w:hAnsi="Times New Roman" w:cs="Times New Roman"/>
+          <w:sz w:val="24"/>
+          <w:szCs w:val="24"/>
+        </w:rPr>
+        <w:t xml:space="preserve">dan </w:t>
+      </w:r>
+      <w:r>
+        <w:rPr>
+          <w:rFonts w:ascii="Times New Roman" w:eastAsia="Times New Roman" w:hAnsi="Times New Roman" w:cs="Times New Roman"/>
+          <w:sz w:val="24"/>
+          <w:szCs w:val="24"/>
+        </w:rPr>
+        <w:t>LSW3</w:t>
       </w:r>
       <w:r>
         <w:rPr>
@@ -1068,7 +1108,15 @@
           <w:sz w:val="24"/>
           <w:szCs w:val="24"/>
         </w:rPr>
-        <w:t xml:space="preserve">switch </w:t>
+        <w:t>router dan switch</w:t>
+      </w:r>
+      <w:r>
+        <w:rPr>
+          <w:rFonts w:ascii="Times New Roman" w:eastAsia="Times New Roman" w:hAnsi="Times New Roman" w:cs="Times New Roman"/>
+          <w:sz w:val="24"/>
+          <w:szCs w:val="24"/>
+        </w:rPr>
+        <w:t xml:space="preserve"> </w:t>
       </w:r>
       <w:r>
         <w:rPr>
@@ -1092,7 +1140,23 @@
           <w:sz w:val="24"/>
           <w:szCs w:val="24"/>
         </w:rPr>
-        <w:t xml:space="preserve"> (S*_nim)</w:t>
+        <w:t xml:space="preserve"> (</w:t>
+      </w:r>
+      <w:r>
+        <w:rPr>
+          <w:rFonts w:ascii="Times New Roman" w:eastAsia="Times New Roman" w:hAnsi="Times New Roman" w:cs="Times New Roman"/>
+          <w:sz w:val="24"/>
+          <w:szCs w:val="24"/>
+        </w:rPr>
+        <w:t>R*_SERVER_067, S*_067, R*_CLIENT_067</w:t>
+      </w:r>
+      <w:r>
+        <w:rPr>
+          <w:rFonts w:ascii="Times New Roman" w:eastAsia="Times New Roman" w:hAnsi="Times New Roman" w:cs="Times New Roman"/>
+          <w:sz w:val="24"/>
+          <w:szCs w:val="24"/>
+        </w:rPr>
+        <w:t>)</w:t>
       </w:r>
       <w:r>
         <w:rPr>
@@ -1116,7 +1180,7 @@
           <w:sz w:val="24"/>
           <w:szCs w:val="24"/>
         </w:rPr>
-        <w:t>switch</w:t>
+        <w:t>router dan switch</w:t>
       </w:r>
       <w:r>
         <w:rPr>
@@ -1148,23 +1212,39 @@
           <w:sz w:val="24"/>
           <w:szCs w:val="24"/>
         </w:rPr>
-        <w:t>S1</w:t>
-      </w:r>
-      <w:r>
-        <w:rPr>
-          <w:rFonts w:ascii="Times New Roman" w:eastAsia="Times New Roman" w:hAnsi="Times New Roman" w:cs="Times New Roman"/>
-          <w:sz w:val="24"/>
-          <w:szCs w:val="24"/>
-        </w:rPr>
-        <w:t xml:space="preserve">_067. </w:t>
-      </w:r>
-      <w:r>
-        <w:rPr>
-          <w:rFonts w:ascii="Times New Roman" w:eastAsia="Times New Roman" w:hAnsi="Times New Roman" w:cs="Times New Roman"/>
-          <w:sz w:val="24"/>
-          <w:szCs w:val="24"/>
-        </w:rPr>
-        <w:t>Lakukan hal yang sama kepada setiap switch.</w:t>
+        <w:t>R1_SERVER_067</w:t>
+      </w:r>
+      <w:r>
+        <w:rPr>
+          <w:rFonts w:ascii="Times New Roman" w:eastAsia="Times New Roman" w:hAnsi="Times New Roman" w:cs="Times New Roman"/>
+          <w:sz w:val="24"/>
+          <w:szCs w:val="24"/>
+        </w:rPr>
+        <w:t xml:space="preserve">. </w:t>
+      </w:r>
+      <w:r>
+        <w:rPr>
+          <w:rFonts w:ascii="Times New Roman" w:eastAsia="Times New Roman" w:hAnsi="Times New Roman" w:cs="Times New Roman"/>
+          <w:sz w:val="24"/>
+          <w:szCs w:val="24"/>
+        </w:rPr>
+        <w:t xml:space="preserve">Lakukan hal yang sama kepada setiap </w:t>
+      </w:r>
+      <w:r>
+        <w:rPr>
+          <w:rFonts w:ascii="Times New Roman" w:eastAsia="Times New Roman" w:hAnsi="Times New Roman" w:cs="Times New Roman"/>
+          <w:sz w:val="24"/>
+          <w:szCs w:val="24"/>
+        </w:rPr>
+        <w:t xml:space="preserve">router dan </w:t>
+      </w:r>
+      <w:r>
+        <w:rPr>
+          <w:rFonts w:ascii="Times New Roman" w:eastAsia="Times New Roman" w:hAnsi="Times New Roman" w:cs="Times New Roman"/>
+          <w:sz w:val="24"/>
+          <w:szCs w:val="24"/>
+        </w:rPr>
+        <w:t>switch.</w:t>
       </w:r>
     </w:p>
     <w:p>
@@ -1584,6 +1664,17 @@
       </w:r>
     </w:p>
     <w:p>
+      <w:r>
+        <w:t>Konfigurasikan interface dasar, meliputi pembuatan sub-interface dan ip ip statis pada R1, penetapan aturan trunk/access VLAN di setiap port switch, serta mengaktifkan mode dhcp, pendefinisian mode ip dinamis (ip address dhcp-alloc) pada interface router client</w:t>
+      </w:r>
+      <w:r>
+        <w:t xml:space="preserve"> maupun PC</w:t>
+      </w:r>
+      <w:r>
+        <w:t>.</w:t>
+      </w:r>
+    </w:p>
+    <w:p>
       <w:pPr>
         <w:jc w:val="both"/>
         <w:rPr>
@@ -1595,24 +1686,7 @@
       <w:r>
         <w:rPr>
           <w:rFonts w:ascii="Times New Roman" w:hAnsi="Times New Roman" w:cs="Times New Roman"/>
-          <w:sz w:val="24"/>
-          <w:szCs w:val="24"/>
-        </w:rPr>
-        <w:t xml:space="preserve">Layanan Spanning Tree diaktifkan menggunakan perintah stp enable, lalu mode kerjanya diatur secara eksplisit ke mode STP standar melalui perintah stp mode stp pada switch S1 hingga S6. Langkah ini mengubah mode bawaan Huawei yang awalnya bekerja pada MSTP. Perintah display stp brief kemudian dijalankan pada tiap switch untuk memeriksa pemetaan peran port (Role: ROOT, DESI, ALTE) dan status port (STP State: FORWARDING, LEARNING, DISCARDING) pasca pemilihan topologi pohon dasar. </w:t>
-      </w:r>
-    </w:p>
-    <w:p>
-      <w:pPr>
-        <w:jc w:val="both"/>
-        <w:rPr>
-          <w:rFonts w:ascii="Times New Roman" w:hAnsi="Times New Roman" w:cs="Times New Roman"/>
-          <w:sz w:val="24"/>
-          <w:szCs w:val="24"/>
-        </w:rPr>
-      </w:pPr>
-      <w:r>
-        <w:rPr>
-          <w:rFonts w:ascii="Times New Roman" w:hAnsi="Times New Roman" w:cs="Times New Roman"/>
+          <w:noProof/>
           <w:sz w:val="24"/>
           <w:szCs w:val="24"/>
         </w:rPr>
@@ -1999,6 +2073,7 @@
       <w:r>
         <w:rPr>
           <w:rFonts w:ascii="Times New Roman" w:hAnsi="Times New Roman" w:cs="Times New Roman"/>
+          <w:noProof/>
           <w:sz w:val="24"/>
           <w:szCs w:val="24"/>
         </w:rPr>
@@ -2061,6 +2136,7 @@
       <w:r>
         <w:rPr>
           <w:rFonts w:ascii="Times New Roman" w:hAnsi="Times New Roman" w:cs="Times New Roman"/>
+          <w:noProof/>
           <w:sz w:val="24"/>
           <w:szCs w:val="24"/>
         </w:rPr>
@@ -2124,6 +2200,7 @@
       <w:r>
         <w:rPr>
           <w:rFonts w:ascii="Times New Roman" w:hAnsi="Times New Roman" w:cs="Times New Roman"/>
+          <w:noProof/>
           <w:sz w:val="24"/>
           <w:szCs w:val="24"/>
         </w:rPr>
@@ -2186,6 +2263,7 @@
       <w:r>
         <w:rPr>
           <w:rFonts w:ascii="Times New Roman" w:hAnsi="Times New Roman" w:cs="Times New Roman"/>
+          <w:noProof/>
           <w:sz w:val="24"/>
           <w:szCs w:val="24"/>
         </w:rPr>
@@ -2249,6 +2327,7 @@
       <w:r>
         <w:rPr>
           <w:rFonts w:ascii="Times New Roman" w:hAnsi="Times New Roman" w:cs="Times New Roman"/>
+          <w:noProof/>
           <w:sz w:val="24"/>
           <w:szCs w:val="24"/>
         </w:rPr>
@@ -2311,6 +2390,7 @@
       <w:r>
         <w:rPr>
           <w:rFonts w:ascii="Times New Roman" w:hAnsi="Times New Roman" w:cs="Times New Roman"/>
+          <w:noProof/>
           <w:sz w:val="24"/>
           <w:szCs w:val="24"/>
         </w:rPr>
@@ -2374,6 +2454,7 @@
       <w:r>
         <w:rPr>
           <w:rFonts w:ascii="Times New Roman" w:hAnsi="Times New Roman" w:cs="Times New Roman"/>
+          <w:noProof/>
           <w:sz w:val="24"/>
           <w:szCs w:val="24"/>
         </w:rPr>
@@ -2460,7 +2541,7 @@
           <w:sz w:val="24"/>
           <w:szCs w:val="24"/>
         </w:rPr>
-        <w:t xml:space="preserve">Penentuan peran perangkat pada topologi default dilakukan dengan membandingkan nilai </w:t>
+        <w:t xml:space="preserve">Gunakan inter VLAN untuk menghubungkan setiap VLAN dengan command </w:t>
       </w:r>
       <w:r>
         <w:rPr>
@@ -2468,127 +2549,7 @@
           <w:sz w:val="24"/>
           <w:szCs w:val="24"/>
         </w:rPr>
-        <w:t>b</w:t>
-      </w:r>
-      <w:r>
-        <w:rPr>
-          <w:rFonts w:ascii="Times New Roman" w:hAnsi="Times New Roman" w:cs="Times New Roman"/>
-          <w:sz w:val="24"/>
-          <w:szCs w:val="24"/>
-        </w:rPr>
-        <w:t xml:space="preserve">ridge </w:t>
-      </w:r>
-      <w:r>
-        <w:rPr>
-          <w:rFonts w:ascii="Times New Roman" w:hAnsi="Times New Roman" w:cs="Times New Roman"/>
-          <w:sz w:val="24"/>
-          <w:szCs w:val="24"/>
-        </w:rPr>
-        <w:t>id</w:t>
-      </w:r>
-      <w:r>
-        <w:rPr>
-          <w:rFonts w:ascii="Times New Roman" w:hAnsi="Times New Roman" w:cs="Times New Roman"/>
-          <w:sz w:val="24"/>
-          <w:szCs w:val="24"/>
-        </w:rPr>
-        <w:t xml:space="preserve">. Karena seluruh switch memiliki prioritas bawaan yang sama (32768), switch LSW5 terpilih menjadi </w:t>
-      </w:r>
-      <w:r>
-        <w:rPr>
-          <w:rFonts w:ascii="Times New Roman" w:hAnsi="Times New Roman" w:cs="Times New Roman"/>
-          <w:sz w:val="24"/>
-          <w:szCs w:val="24"/>
-        </w:rPr>
-        <w:t>r</w:t>
-      </w:r>
-      <w:r>
-        <w:rPr>
-          <w:rFonts w:ascii="Times New Roman" w:hAnsi="Times New Roman" w:cs="Times New Roman"/>
-          <w:sz w:val="24"/>
-          <w:szCs w:val="24"/>
-        </w:rPr>
-        <w:t xml:space="preserve">oot </w:t>
-      </w:r>
-      <w:r>
-        <w:rPr>
-          <w:rFonts w:ascii="Times New Roman" w:hAnsi="Times New Roman" w:cs="Times New Roman"/>
-          <w:sz w:val="24"/>
-          <w:szCs w:val="24"/>
-        </w:rPr>
-        <w:t>b</w:t>
-      </w:r>
-      <w:r>
-        <w:rPr>
-          <w:rFonts w:ascii="Times New Roman" w:hAnsi="Times New Roman" w:cs="Times New Roman"/>
-          <w:sz w:val="24"/>
-          <w:szCs w:val="24"/>
-        </w:rPr>
-        <w:t xml:space="preserve">ridge karena memiliki nilai MAC </w:t>
-      </w:r>
-      <w:r>
-        <w:rPr>
-          <w:rFonts w:ascii="Times New Roman" w:hAnsi="Times New Roman" w:cs="Times New Roman"/>
-          <w:sz w:val="24"/>
-          <w:szCs w:val="24"/>
-        </w:rPr>
-        <w:t>a</w:t>
-      </w:r>
-      <w:r>
-        <w:rPr>
-          <w:rFonts w:ascii="Times New Roman" w:hAnsi="Times New Roman" w:cs="Times New Roman"/>
-          <w:sz w:val="24"/>
-          <w:szCs w:val="24"/>
-        </w:rPr>
-        <w:t xml:space="preserve">ddress terendah. Pada switch non-root (LSW1, LSW2, LSW3, LSW4, LSW6), antarmuka dengan akumulasi biaya lintasan (Path Cost) terendah menuju LSW5 ditetapkan sebagai </w:t>
-      </w:r>
-      <w:r>
-        <w:rPr>
-          <w:rFonts w:ascii="Times New Roman" w:hAnsi="Times New Roman" w:cs="Times New Roman"/>
-          <w:sz w:val="24"/>
-          <w:szCs w:val="24"/>
-        </w:rPr>
-        <w:t>r</w:t>
-      </w:r>
-      <w:r>
-        <w:rPr>
-          <w:rFonts w:ascii="Times New Roman" w:hAnsi="Times New Roman" w:cs="Times New Roman"/>
-          <w:sz w:val="24"/>
-          <w:szCs w:val="24"/>
-        </w:rPr>
-        <w:t xml:space="preserve">oot </w:t>
-      </w:r>
-      <w:r>
-        <w:rPr>
-          <w:rFonts w:ascii="Times New Roman" w:hAnsi="Times New Roman" w:cs="Times New Roman"/>
-          <w:sz w:val="24"/>
-          <w:szCs w:val="24"/>
-        </w:rPr>
-        <w:t>p</w:t>
-      </w:r>
-      <w:r>
-        <w:rPr>
-          <w:rFonts w:ascii="Times New Roman" w:hAnsi="Times New Roman" w:cs="Times New Roman"/>
-          <w:sz w:val="24"/>
-          <w:szCs w:val="24"/>
-        </w:rPr>
-        <w:t>ort. Hasil identifikasi ini kemudian ditandai langsung pada lembar kerja e</w:t>
-      </w:r>
-      <w:r>
-        <w:rPr>
-          <w:rFonts w:ascii="Times New Roman" w:hAnsi="Times New Roman" w:cs="Times New Roman"/>
-          <w:sz w:val="24"/>
-          <w:szCs w:val="24"/>
-        </w:rPr>
-        <w:t>nspp</w:t>
-      </w:r>
-      <w:r>
-        <w:rPr>
-          <w:rFonts w:ascii="Times New Roman" w:hAnsi="Times New Roman" w:cs="Times New Roman"/>
-          <w:sz w:val="24"/>
-          <w:szCs w:val="24"/>
-        </w:rPr>
-        <w:t xml:space="preserve"> menggunakan label teks hijau (root bridge pada LSW5 dan root port pada antarmuka masing-masing switch non-root).</w:t>
+        <w:t>dot1q termination pada sub-interface R1 agar router sanggup memproses tagging dari VLAN ID 10, 20, dan 30. Lalu, eksekusi arp broadcast enable agar gateway dapat merespons req dari ARP dari perangkat end-device.</w:t>
       </w:r>
     </w:p>
     <w:p>
@@ -2701,19 +2662,25 @@
     <w:p>
       <w:pPr>
         <w:jc w:val="both"/>
+      </w:pPr>
+      <w:r>
+        <w:t xml:space="preserve">Mengecek MAC Address R2 untuk interface ge0/0/1 dari perintah display interface GigabitEthernet 0/0/1. Dari display, kita tahu jika MAC Address R2 adalah 5489-98b7-39ae. </w:t>
+      </w:r>
+      <w:r>
         <w:rPr>
           <w:rFonts w:ascii="Times New Roman" w:hAnsi="Times New Roman" w:cs="Times New Roman"/>
           <w:sz w:val="24"/>
           <w:szCs w:val="24"/>
         </w:rPr>
-      </w:pPr>
+        <w:t>Konfigurasikan DHCP global pool vlan10-pool di R1 untuk mengelola req jaringan 10.10.10.0 /24. Kete</w:t>
+      </w:r>
       <w:r>
         <w:rPr>
           <w:rFonts w:ascii="Times New Roman" w:hAnsi="Times New Roman" w:cs="Times New Roman"/>
           <w:sz w:val="24"/>
           <w:szCs w:val="24"/>
         </w:rPr>
-        <w:t xml:space="preserve">Seluruh switch dialihkan operasinya menuju mode Rapid Spanning Tree Protocol menggunakan perintah stp mode rstp. Pemilihan mode RSTP bertujuan memangkas waktu konvergensi jaringan saat terjadi perubahan topologi atau kegagalan tautan. Berbeda dari STP standar yang mengandalkan jeda waktu pasif timer (Listening dan Learning hingga 30–50 detik), RSTP menerapkan mekanisme handshake aktif berupa transmisi paket </w:t>
+        <w:t>n</w:t>
       </w:r>
       <w:r>
         <w:rPr>
@@ -2721,7 +2688,7 @@
           <w:sz w:val="24"/>
           <w:szCs w:val="24"/>
         </w:rPr>
-        <w:t>p</w:t>
+        <w:t xml:space="preserve">tuan konfigurasi tambahan, yaitu DNS 1.1.1.1, masa sewa 12 jam, dan </w:t>
       </w:r>
       <w:r>
         <w:rPr>
@@ -2729,7 +2696,7 @@
           <w:sz w:val="24"/>
           <w:szCs w:val="24"/>
         </w:rPr>
-        <w:t>roposal dan</w:t>
+        <w:t xml:space="preserve">bind </w:t>
       </w:r>
       <w:r>
         <w:rPr>
@@ -2737,7 +2704,7 @@
           <w:sz w:val="24"/>
           <w:szCs w:val="24"/>
         </w:rPr>
-        <w:t xml:space="preserve"> a</w:t>
+        <w:t>static</w:t>
       </w:r>
       <w:r>
         <w:rPr>
@@ -2745,7 +2712,7 @@
           <w:sz w:val="24"/>
           <w:szCs w:val="24"/>
         </w:rPr>
-        <w:t xml:space="preserve">greement untuk langsung menempatkan </w:t>
+        <w:t xml:space="preserve"> ip</w:t>
       </w:r>
       <w:r>
         <w:rPr>
@@ -2753,7 +2720,7 @@
           <w:sz w:val="24"/>
           <w:szCs w:val="24"/>
         </w:rPr>
-        <w:t>d</w:t>
+        <w:t xml:space="preserve"> untuk perangkat dengan MAC Address seperti di gambar (R2).</w:t>
       </w:r>
       <w:r>
         <w:rPr>
@@ -2761,40 +2728,13 @@
           <w:sz w:val="24"/>
           <w:szCs w:val="24"/>
         </w:rPr>
-        <w:t xml:space="preserve">esignated </w:t>
-      </w:r>
-      <w:r>
-        <w:rPr>
-          <w:rFonts w:ascii="Times New Roman" w:hAnsi="Times New Roman" w:cs="Times New Roman"/>
-          <w:sz w:val="24"/>
-          <w:szCs w:val="24"/>
-        </w:rPr>
-        <w:t>p</w:t>
-      </w:r>
-      <w:r>
-        <w:rPr>
-          <w:rFonts w:ascii="Times New Roman" w:hAnsi="Times New Roman" w:cs="Times New Roman"/>
-          <w:sz w:val="24"/>
-          <w:szCs w:val="24"/>
-        </w:rPr>
-        <w:t>ort ke status</w:t>
-      </w:r>
-      <w:r>
-        <w:rPr>
-          <w:rFonts w:ascii="Times New Roman" w:hAnsi="Times New Roman" w:cs="Times New Roman"/>
-          <w:sz w:val="24"/>
-          <w:szCs w:val="24"/>
-        </w:rPr>
-        <w:t xml:space="preserve"> forwarding</w:t>
-      </w:r>
-      <w:r>
-        <w:rPr>
-          <w:rFonts w:ascii="Times New Roman" w:hAnsi="Times New Roman" w:cs="Times New Roman"/>
-          <w:sz w:val="24"/>
-          <w:szCs w:val="24"/>
-        </w:rPr>
-        <w:t>.</w:t>
-      </w:r>
+        <w:t xml:space="preserve"> Lalu, terapkan konfigurasi ip pool tadi ke dalam sub-interface ge0/0/1.10 dengan dhcp select global.</w:t>
+      </w:r>
+    </w:p>
+    <w:p>
+      <w:pPr>
+        <w:jc w:val="both"/>
+      </w:pPr>
     </w:p>
     <w:p>
       <w:pPr>
@@ -2950,141 +2890,57 @@
     <w:p>
       <w:pPr>
         <w:jc w:val="both"/>
-        <w:rPr>
-          <w:rFonts w:ascii="Times New Roman" w:eastAsia="Times New Roman" w:hAnsi="Times New Roman" w:cs="Times New Roman"/>
-          <w:sz w:val="24"/>
-          <w:szCs w:val="24"/>
-        </w:rPr>
-      </w:pPr>
-      <w:r>
-        <w:rPr>
-          <w:rFonts w:ascii="Times New Roman" w:eastAsia="Times New Roman" w:hAnsi="Times New Roman" w:cs="Times New Roman"/>
-          <w:sz w:val="24"/>
-          <w:szCs w:val="24"/>
-        </w:rPr>
-        <w:t xml:space="preserve">Switch S3 ditetapkan secara mutlak sebagai </w:t>
-      </w:r>
-      <w:r>
-        <w:rPr>
-          <w:rFonts w:ascii="Times New Roman" w:eastAsia="Times New Roman" w:hAnsi="Times New Roman" w:cs="Times New Roman"/>
-          <w:sz w:val="24"/>
-          <w:szCs w:val="24"/>
-        </w:rPr>
-        <w:t>r</w:t>
-      </w:r>
-      <w:r>
-        <w:rPr>
-          <w:rFonts w:ascii="Times New Roman" w:eastAsia="Times New Roman" w:hAnsi="Times New Roman" w:cs="Times New Roman"/>
-          <w:sz w:val="24"/>
-          <w:szCs w:val="24"/>
-        </w:rPr>
-        <w:t xml:space="preserve">oot </w:t>
-      </w:r>
-      <w:r>
-        <w:rPr>
-          <w:rFonts w:ascii="Times New Roman" w:eastAsia="Times New Roman" w:hAnsi="Times New Roman" w:cs="Times New Roman"/>
-          <w:sz w:val="24"/>
-          <w:szCs w:val="24"/>
-        </w:rPr>
-        <w:t>b</w:t>
-      </w:r>
-      <w:r>
-        <w:rPr>
-          <w:rFonts w:ascii="Times New Roman" w:eastAsia="Times New Roman" w:hAnsi="Times New Roman" w:cs="Times New Roman"/>
-          <w:sz w:val="24"/>
-          <w:szCs w:val="24"/>
-        </w:rPr>
-        <w:t xml:space="preserve">ridge utama jaringan melalui perintah stp root primary. Eksekusi perintah ini secara otomatis menurunkan nilai </w:t>
-      </w:r>
-      <w:r>
-        <w:rPr>
-          <w:rFonts w:ascii="Times New Roman" w:eastAsia="Times New Roman" w:hAnsi="Times New Roman" w:cs="Times New Roman"/>
-          <w:sz w:val="24"/>
-          <w:szCs w:val="24"/>
-        </w:rPr>
-        <w:t>b</w:t>
-      </w:r>
-      <w:r>
-        <w:rPr>
-          <w:rFonts w:ascii="Times New Roman" w:eastAsia="Times New Roman" w:hAnsi="Times New Roman" w:cs="Times New Roman"/>
-          <w:sz w:val="24"/>
-          <w:szCs w:val="24"/>
-        </w:rPr>
-        <w:t xml:space="preserve">ridge </w:t>
-      </w:r>
-      <w:r>
-        <w:rPr>
-          <w:rFonts w:ascii="Times New Roman" w:eastAsia="Times New Roman" w:hAnsi="Times New Roman" w:cs="Times New Roman"/>
-          <w:sz w:val="24"/>
-          <w:szCs w:val="24"/>
-        </w:rPr>
-        <w:t>p</w:t>
-      </w:r>
-      <w:r>
-        <w:rPr>
-          <w:rFonts w:ascii="Times New Roman" w:eastAsia="Times New Roman" w:hAnsi="Times New Roman" w:cs="Times New Roman"/>
-          <w:sz w:val="24"/>
-          <w:szCs w:val="24"/>
-        </w:rPr>
-        <w:t xml:space="preserve">riority S3 menjadi 0 (nilai prioritas tertinggi/paling dominan). Output verifikasi display stp brief membuktikan bahwa seluruh antarmuka aktif pada S3 (GE0/0/1 hingga GE0/0/5) berubah </w:t>
-      </w:r>
-      <w:r>
-        <w:rPr>
-          <w:rFonts w:ascii="Times New Roman" w:eastAsia="Times New Roman" w:hAnsi="Times New Roman" w:cs="Times New Roman"/>
-          <w:sz w:val="24"/>
-          <w:szCs w:val="24"/>
-        </w:rPr>
-        <w:lastRenderedPageBreak/>
-        <w:t xml:space="preserve">menjadi </w:t>
-      </w:r>
-      <w:r>
-        <w:rPr>
-          <w:rFonts w:ascii="Times New Roman" w:eastAsia="Times New Roman" w:hAnsi="Times New Roman" w:cs="Times New Roman"/>
-          <w:sz w:val="24"/>
-          <w:szCs w:val="24"/>
-        </w:rPr>
-        <w:t>d</w:t>
-      </w:r>
-      <w:r>
-        <w:rPr>
-          <w:rFonts w:ascii="Times New Roman" w:eastAsia="Times New Roman" w:hAnsi="Times New Roman" w:cs="Times New Roman"/>
-          <w:sz w:val="24"/>
-          <w:szCs w:val="24"/>
-        </w:rPr>
-        <w:t xml:space="preserve">esignated </w:t>
-      </w:r>
-      <w:r>
-        <w:rPr>
-          <w:rFonts w:ascii="Times New Roman" w:eastAsia="Times New Roman" w:hAnsi="Times New Roman" w:cs="Times New Roman"/>
-          <w:sz w:val="24"/>
-          <w:szCs w:val="24"/>
-        </w:rPr>
-        <w:t>p</w:t>
-      </w:r>
-      <w:r>
-        <w:rPr>
-          <w:rFonts w:ascii="Times New Roman" w:eastAsia="Times New Roman" w:hAnsi="Times New Roman" w:cs="Times New Roman"/>
-          <w:sz w:val="24"/>
-          <w:szCs w:val="24"/>
-        </w:rPr>
-        <w:t>ort (DESI) dengan status</w:t>
-      </w:r>
-      <w:r>
-        <w:rPr>
-          <w:rFonts w:ascii="Times New Roman" w:eastAsia="Times New Roman" w:hAnsi="Times New Roman" w:cs="Times New Roman"/>
-          <w:sz w:val="24"/>
-          <w:szCs w:val="24"/>
-        </w:rPr>
-        <w:t xml:space="preserve"> forwarding</w:t>
-      </w:r>
-      <w:r>
-        <w:rPr>
-          <w:rFonts w:ascii="Times New Roman" w:eastAsia="Times New Roman" w:hAnsi="Times New Roman" w:cs="Times New Roman"/>
-          <w:sz w:val="24"/>
-          <w:szCs w:val="24"/>
-        </w:rPr>
-        <w:t>, menandakan posisi S3 sebagai pusat acuan distribusi data pada topologi pohon spanning tree.</w:t>
-      </w:r>
+      </w:pPr>
+      <w:r>
+        <w:rPr>
+          <w:rFonts w:ascii="Times New Roman" w:hAnsi="Times New Roman" w:cs="Times New Roman"/>
+          <w:sz w:val="24"/>
+          <w:szCs w:val="24"/>
+        </w:rPr>
+        <w:t>Konfigurasikan DHCP global pool vlan20-pool di R1 untuk mengelola req ip jaringan 20.20.20.0 /24. Kete</w:t>
+      </w:r>
+      <w:r>
+        <w:rPr>
+          <w:rFonts w:ascii="Times New Roman" w:hAnsi="Times New Roman" w:cs="Times New Roman"/>
+          <w:sz w:val="24"/>
+          <w:szCs w:val="24"/>
+        </w:rPr>
+        <w:t>n</w:t>
+      </w:r>
+      <w:r>
+        <w:rPr>
+          <w:rFonts w:ascii="Times New Roman" w:hAnsi="Times New Roman" w:cs="Times New Roman"/>
+          <w:sz w:val="24"/>
+          <w:szCs w:val="24"/>
+        </w:rPr>
+        <w:t xml:space="preserve">tuan konfigurasi tambahan, yaitu DNS 8.8.8.8, masa sewa 6 jam, </w:t>
+      </w:r>
+      <w:r>
+        <w:rPr>
+          <w:rFonts w:ascii="Times New Roman" w:hAnsi="Times New Roman" w:cs="Times New Roman"/>
+          <w:sz w:val="24"/>
+          <w:szCs w:val="24"/>
+        </w:rPr>
+        <w:t>bind</w:t>
+      </w:r>
+      <w:r>
+        <w:rPr>
+          <w:rFonts w:ascii="Times New Roman" w:hAnsi="Times New Roman" w:cs="Times New Roman"/>
+          <w:sz w:val="24"/>
+          <w:szCs w:val="24"/>
+        </w:rPr>
+        <w:t xml:space="preserve"> ip static untuk perangkat dengan MAC Address seperti di gambar (PC 3), serta pengecualian ip yang tidak boleh diberikan dari rentang ip 20.20.20.200 hingga 20.20.20.254. Lalu, terapkan konfigurasi ip pool tadi ke dalam sub-interface ge0/0/1.20 dengan dhcp select global.</w:t>
+      </w:r>
+    </w:p>
+    <w:p>
+      <w:pPr>
+        <w:jc w:val="both"/>
+        <w:rPr>
+          <w:rFonts w:ascii="Times New Roman" w:eastAsia="Times New Roman" w:hAnsi="Times New Roman" w:cs="Times New Roman"/>
+          <w:sz w:val="24"/>
+          <w:szCs w:val="24"/>
+        </w:rPr>
+      </w:pPr>
     </w:p>
     <w:p>
       <w:pPr>
@@ -3196,135 +3052,15 @@
           <w:sz w:val="24"/>
           <w:szCs w:val="24"/>
         </w:rPr>
-        <w:t xml:space="preserve">Switch S5 dikonfigurasi menjadi cadangan </w:t>
-      </w:r>
-      <w:r>
-        <w:rPr>
-          <w:rFonts w:ascii="Times New Roman" w:eastAsia="Times New Roman" w:hAnsi="Times New Roman" w:cs="Times New Roman"/>
-          <w:sz w:val="24"/>
-          <w:szCs w:val="24"/>
-        </w:rPr>
-        <w:t>r</w:t>
-      </w:r>
-      <w:r>
-        <w:rPr>
-          <w:rFonts w:ascii="Times New Roman" w:eastAsia="Times New Roman" w:hAnsi="Times New Roman" w:cs="Times New Roman"/>
-          <w:sz w:val="24"/>
-          <w:szCs w:val="24"/>
-        </w:rPr>
-        <w:t xml:space="preserve">oot </w:t>
-      </w:r>
-      <w:r>
-        <w:rPr>
-          <w:rFonts w:ascii="Times New Roman" w:eastAsia="Times New Roman" w:hAnsi="Times New Roman" w:cs="Times New Roman"/>
-          <w:sz w:val="24"/>
-          <w:szCs w:val="24"/>
-        </w:rPr>
-        <w:t>b</w:t>
-      </w:r>
-      <w:r>
-        <w:rPr>
-          <w:rFonts w:ascii="Times New Roman" w:eastAsia="Times New Roman" w:hAnsi="Times New Roman" w:cs="Times New Roman"/>
-          <w:sz w:val="24"/>
-          <w:szCs w:val="24"/>
-        </w:rPr>
-        <w:t xml:space="preserve">ridge menggunakan perintah stp root secondary. Perintah ini secara otomatis menyetel nilai prioritas S5 menjadi 4096 (satu tingkat di atas nilai primary 0). Berdasarkan output display stp brief pada S5, antarmuka GE0/0/3 yang terhubung langsung ke S3 bertindak sebagai </w:t>
-      </w:r>
-      <w:r>
-        <w:rPr>
-          <w:rFonts w:ascii="Times New Roman" w:eastAsia="Times New Roman" w:hAnsi="Times New Roman" w:cs="Times New Roman"/>
-          <w:sz w:val="24"/>
-          <w:szCs w:val="24"/>
-        </w:rPr>
-        <w:t>r</w:t>
-      </w:r>
-      <w:r>
-        <w:rPr>
-          <w:rFonts w:ascii="Times New Roman" w:eastAsia="Times New Roman" w:hAnsi="Times New Roman" w:cs="Times New Roman"/>
-          <w:sz w:val="24"/>
-          <w:szCs w:val="24"/>
-        </w:rPr>
-        <w:t xml:space="preserve">oot </w:t>
-      </w:r>
-      <w:r>
-        <w:rPr>
-          <w:rFonts w:ascii="Times New Roman" w:eastAsia="Times New Roman" w:hAnsi="Times New Roman" w:cs="Times New Roman"/>
-          <w:sz w:val="24"/>
-          <w:szCs w:val="24"/>
-        </w:rPr>
-        <w:t>p</w:t>
-      </w:r>
-      <w:r>
-        <w:rPr>
-          <w:rFonts w:ascii="Times New Roman" w:eastAsia="Times New Roman" w:hAnsi="Times New Roman" w:cs="Times New Roman"/>
-          <w:sz w:val="24"/>
-          <w:szCs w:val="24"/>
-        </w:rPr>
-        <w:t xml:space="preserve">ort (ROOT), sedangkan antarmuka lainnya bertindak sebagai </w:t>
-      </w:r>
-      <w:r>
-        <w:rPr>
-          <w:rFonts w:ascii="Times New Roman" w:eastAsia="Times New Roman" w:hAnsi="Times New Roman" w:cs="Times New Roman"/>
-          <w:sz w:val="24"/>
-          <w:szCs w:val="24"/>
-        </w:rPr>
-        <w:t>d</w:t>
-      </w:r>
-      <w:r>
-        <w:rPr>
-          <w:rFonts w:ascii="Times New Roman" w:eastAsia="Times New Roman" w:hAnsi="Times New Roman" w:cs="Times New Roman"/>
-          <w:sz w:val="24"/>
-          <w:szCs w:val="24"/>
-        </w:rPr>
-        <w:t xml:space="preserve">esignated </w:t>
-      </w:r>
-      <w:r>
-        <w:rPr>
-          <w:rFonts w:ascii="Times New Roman" w:eastAsia="Times New Roman" w:hAnsi="Times New Roman" w:cs="Times New Roman"/>
-          <w:sz w:val="24"/>
-          <w:szCs w:val="24"/>
-        </w:rPr>
-        <w:t>p</w:t>
-      </w:r>
-      <w:r>
-        <w:rPr>
-          <w:rFonts w:ascii="Times New Roman" w:eastAsia="Times New Roman" w:hAnsi="Times New Roman" w:cs="Times New Roman"/>
-          <w:sz w:val="24"/>
-          <w:szCs w:val="24"/>
-        </w:rPr>
-        <w:t xml:space="preserve">ort (DESI). Jika S3 terputus dari jaringan, S5 akan langsung mengambil alih peran sebagai </w:t>
-      </w:r>
-      <w:r>
-        <w:rPr>
-          <w:rFonts w:ascii="Times New Roman" w:eastAsia="Times New Roman" w:hAnsi="Times New Roman" w:cs="Times New Roman"/>
-          <w:sz w:val="24"/>
-          <w:szCs w:val="24"/>
-        </w:rPr>
-        <w:t>r</w:t>
-      </w:r>
-      <w:r>
-        <w:rPr>
-          <w:rFonts w:ascii="Times New Roman" w:eastAsia="Times New Roman" w:hAnsi="Times New Roman" w:cs="Times New Roman"/>
-          <w:sz w:val="24"/>
-          <w:szCs w:val="24"/>
-        </w:rPr>
-        <w:t xml:space="preserve">oot </w:t>
-      </w:r>
-      <w:r>
-        <w:rPr>
-          <w:rFonts w:ascii="Times New Roman" w:eastAsia="Times New Roman" w:hAnsi="Times New Roman" w:cs="Times New Roman"/>
-          <w:sz w:val="24"/>
-          <w:szCs w:val="24"/>
-        </w:rPr>
-        <w:t>b</w:t>
-      </w:r>
-      <w:r>
-        <w:rPr>
-          <w:rFonts w:ascii="Times New Roman" w:eastAsia="Times New Roman" w:hAnsi="Times New Roman" w:cs="Times New Roman"/>
-          <w:sz w:val="24"/>
-          <w:szCs w:val="24"/>
-        </w:rPr>
-        <w:t>ridge tanpa perebutan acak.</w:t>
+        <w:t>Konfigurasikan sub-interface ge0/0/1.30 untuk mengelola req ip jaringan 30.30.30.0 /24. Karena tidak ada ketentuan tambahan, cukup ketik perintah dhcp select interface saja agar interface</w:t>
+      </w:r>
+      <w:r>
+        <w:rPr>
+          <w:rFonts w:ascii="Times New Roman" w:eastAsia="Times New Roman" w:hAnsi="Times New Roman" w:cs="Times New Roman"/>
+          <w:sz w:val="24"/>
+          <w:szCs w:val="24"/>
+        </w:rPr>
+        <w:t xml:space="preserve"> ini menggunakan dynamic allocation.</w:t>
       </w:r>
     </w:p>
     <w:p>
@@ -3423,271 +3159,40 @@
       </w:r>
     </w:p>
     <w:p>
-      <w:pPr>
-        <w:jc w:val="both"/>
-        <w:rPr>
-          <w:rFonts w:ascii="Times New Roman" w:eastAsia="Times New Roman" w:hAnsi="Times New Roman" w:cs="Times New Roman"/>
-          <w:sz w:val="24"/>
-          <w:szCs w:val="24"/>
-        </w:rPr>
-      </w:pPr>
-      <w:r>
-        <w:rPr>
-          <w:rFonts w:ascii="Times New Roman" w:eastAsia="Times New Roman" w:hAnsi="Times New Roman" w:cs="Times New Roman"/>
-          <w:sz w:val="24"/>
-          <w:szCs w:val="24"/>
-        </w:rPr>
-        <w:t xml:space="preserve">Rekayasa jalur lalu lintas data dilakukan dengan memanipulasi nilai biaya antarmuka menggunakan perintah stp cost &lt;nilai&gt;. Agar struktur </w:t>
-      </w:r>
-      <w:r>
-        <w:rPr>
-          <w:rFonts w:ascii="Times New Roman" w:eastAsia="Times New Roman" w:hAnsi="Times New Roman" w:cs="Times New Roman"/>
-          <w:sz w:val="24"/>
-          <w:szCs w:val="24"/>
-        </w:rPr>
-        <w:t>r</w:t>
-      </w:r>
-      <w:r>
-        <w:rPr>
-          <w:rFonts w:ascii="Times New Roman" w:eastAsia="Times New Roman" w:hAnsi="Times New Roman" w:cs="Times New Roman"/>
-          <w:sz w:val="24"/>
-          <w:szCs w:val="24"/>
-        </w:rPr>
-        <w:t xml:space="preserve">oot </w:t>
-      </w:r>
-      <w:r>
-        <w:rPr>
-          <w:rFonts w:ascii="Times New Roman" w:eastAsia="Times New Roman" w:hAnsi="Times New Roman" w:cs="Times New Roman"/>
-          <w:sz w:val="24"/>
-          <w:szCs w:val="24"/>
-        </w:rPr>
-        <w:t>p</w:t>
-      </w:r>
-      <w:r>
-        <w:rPr>
-          <w:rFonts w:ascii="Times New Roman" w:eastAsia="Times New Roman" w:hAnsi="Times New Roman" w:cs="Times New Roman"/>
-          <w:sz w:val="24"/>
-          <w:szCs w:val="24"/>
-        </w:rPr>
-        <w:t xml:space="preserve">ort akhir terbentuk sesuai instruksi diagram: </w:t>
-      </w:r>
-    </w:p>
-    <w:p>
-      <w:pPr>
-        <w:numPr>
-          <w:ilvl w:val="0"/>
-          <w:numId w:val="1"/>
-        </w:numPr>
-        <w:jc w:val="both"/>
-        <w:rPr>
-          <w:rFonts w:ascii="Times New Roman" w:eastAsia="Times New Roman" w:hAnsi="Times New Roman" w:cs="Times New Roman"/>
-          <w:sz w:val="24"/>
-          <w:szCs w:val="24"/>
-          <w:lang w:val="sv-SE"/>
-        </w:rPr>
-      </w:pPr>
-      <w:r>
-        <w:rPr>
-          <w:rFonts w:ascii="Times New Roman" w:eastAsia="Times New Roman" w:hAnsi="Times New Roman" w:cs="Times New Roman"/>
-          <w:sz w:val="24"/>
-          <w:szCs w:val="24"/>
-          <w:lang w:val="sv-SE"/>
-        </w:rPr>
-        <w:t>Antarmuka GE0/0/1 pada S1 dan S2 dinaikkan cost</w:t>
-      </w:r>
-      <w:r>
-        <w:rPr>
-          <w:rFonts w:ascii="Times New Roman" w:eastAsia="Times New Roman" w:hAnsi="Times New Roman" w:cs="Times New Roman"/>
-          <w:sz w:val="24"/>
-          <w:szCs w:val="24"/>
-          <w:lang w:val="sv-SE"/>
-        </w:rPr>
+      <w:r>
+        <w:t xml:space="preserve">Pemberian label IP dan label VLAN pada setiap perangkat. Untuk mendapatkan IP router client yang sudah diberikan dari server, ketik perintah </w:t>
+      </w:r>
+      <w:r>
+        <w:t>display ip interface brief</w:t>
+      </w:r>
+      <w:r>
+        <w:t>, dan cari IP address pada display. Untuk mendapatkan IP PC yang sudah diberikan dari server, ketik perintah ipconfig /renew, dan cari ipv4 address</w:t>
+      </w:r>
+      <w:r>
         <w:t xml:space="preserve"> </w:t>
       </w:r>
       <w:r>
-        <w:rPr>
-          <w:rFonts w:ascii="Times New Roman" w:eastAsia="Times New Roman" w:hAnsi="Times New Roman" w:cs="Times New Roman"/>
-          <w:sz w:val="24"/>
-          <w:szCs w:val="24"/>
-          <w:lang w:val="sv-SE"/>
-        </w:rPr>
-        <w:t xml:space="preserve">nya menjadi 50000 agar jalur langsung ke S3 dihindari, memaksa kedua switch memilih jalur ke S5 via port GE0/0/3 sebagai </w:t>
-      </w:r>
-      <w:r>
-        <w:rPr>
-          <w:rFonts w:ascii="Times New Roman" w:eastAsia="Times New Roman" w:hAnsi="Times New Roman" w:cs="Times New Roman"/>
-          <w:sz w:val="24"/>
-          <w:szCs w:val="24"/>
-          <w:lang w:val="sv-SE"/>
-        </w:rPr>
-        <w:t>r</w:t>
-      </w:r>
-      <w:r>
-        <w:rPr>
-          <w:rFonts w:ascii="Times New Roman" w:eastAsia="Times New Roman" w:hAnsi="Times New Roman" w:cs="Times New Roman"/>
-          <w:sz w:val="24"/>
-          <w:szCs w:val="24"/>
-          <w:lang w:val="sv-SE"/>
-        </w:rPr>
-        <w:t xml:space="preserve">oot </w:t>
-      </w:r>
-      <w:r>
-        <w:rPr>
-          <w:rFonts w:ascii="Times New Roman" w:eastAsia="Times New Roman" w:hAnsi="Times New Roman" w:cs="Times New Roman"/>
-          <w:sz w:val="24"/>
-          <w:szCs w:val="24"/>
-          <w:lang w:val="sv-SE"/>
-        </w:rPr>
-        <w:t>p</w:t>
-      </w:r>
-      <w:r>
-        <w:rPr>
-          <w:rFonts w:ascii="Times New Roman" w:eastAsia="Times New Roman" w:hAnsi="Times New Roman" w:cs="Times New Roman"/>
-          <w:sz w:val="24"/>
-          <w:szCs w:val="24"/>
-          <w:lang w:val="sv-SE"/>
-        </w:rPr>
-        <w:t xml:space="preserve">ort. </w:t>
-      </w:r>
-    </w:p>
-    <w:p>
-      <w:pPr>
-        <w:numPr>
-          <w:ilvl w:val="0"/>
-          <w:numId w:val="1"/>
-        </w:numPr>
-        <w:jc w:val="both"/>
-        <w:rPr>
-          <w:rFonts w:ascii="Times New Roman" w:eastAsia="Times New Roman" w:hAnsi="Times New Roman" w:cs="Times New Roman"/>
-          <w:sz w:val="24"/>
-          <w:szCs w:val="24"/>
-          <w:lang w:val="sv-SE"/>
-        </w:rPr>
-      </w:pPr>
-      <w:r>
-        <w:rPr>
-          <w:rFonts w:ascii="Times New Roman" w:eastAsia="Times New Roman" w:hAnsi="Times New Roman" w:cs="Times New Roman"/>
-          <w:sz w:val="24"/>
-          <w:szCs w:val="24"/>
-          <w:lang w:val="sv-SE"/>
+        <w:t>pada display.</w:t>
+      </w:r>
+    </w:p>
+    <w:p>
+      <w:pPr>
+        <w:jc w:val="center"/>
+        <w:rPr>
+          <w:rFonts w:ascii="Times New Roman" w:eastAsia="Times New Roman" w:hAnsi="Times New Roman" w:cs="Times New Roman"/>
+          <w:noProof/>
+          <w:sz w:val="24"/>
+          <w:szCs w:val="24"/>
+        </w:rPr>
+      </w:pPr>
+      <w:r>
+        <w:rPr>
+          <w:rFonts w:ascii="Times New Roman" w:eastAsia="Times New Roman" w:hAnsi="Times New Roman" w:cs="Times New Roman"/>
+          <w:noProof/>
+          <w:sz w:val="24"/>
+          <w:szCs w:val="24"/>
         </w:rPr>
         <w:lastRenderedPageBreak/>
-        <w:t>Antarmuka GE0/0/2 dan GE0/0/3 pada S4 dinaikkan cost</w:t>
-      </w:r>
-      <w:r>
-        <w:rPr>
-          <w:rFonts w:ascii="Times New Roman" w:eastAsia="Times New Roman" w:hAnsi="Times New Roman" w:cs="Times New Roman"/>
-          <w:sz w:val="24"/>
-          <w:szCs w:val="24"/>
-          <w:lang w:val="sv-SE"/>
-        </w:rPr>
-        <w:t xml:space="preserve"> </w:t>
-      </w:r>
-      <w:r>
-        <w:rPr>
-          <w:rFonts w:ascii="Times New Roman" w:eastAsia="Times New Roman" w:hAnsi="Times New Roman" w:cs="Times New Roman"/>
-          <w:sz w:val="24"/>
-          <w:szCs w:val="24"/>
-          <w:lang w:val="sv-SE"/>
-        </w:rPr>
-        <w:t xml:space="preserve">nya menjadi 80000 agar S4 memilih antarmuka GE0/0/1 (arah S1) sebagai </w:t>
-      </w:r>
-      <w:r>
-        <w:rPr>
-          <w:rFonts w:ascii="Times New Roman" w:eastAsia="Times New Roman" w:hAnsi="Times New Roman" w:cs="Times New Roman"/>
-          <w:sz w:val="24"/>
-          <w:szCs w:val="24"/>
-          <w:lang w:val="sv-SE"/>
-        </w:rPr>
-        <w:t>r</w:t>
-      </w:r>
-      <w:r>
-        <w:rPr>
-          <w:rFonts w:ascii="Times New Roman" w:eastAsia="Times New Roman" w:hAnsi="Times New Roman" w:cs="Times New Roman"/>
-          <w:sz w:val="24"/>
-          <w:szCs w:val="24"/>
-          <w:lang w:val="sv-SE"/>
-        </w:rPr>
-        <w:t xml:space="preserve">oot </w:t>
-      </w:r>
-      <w:r>
-        <w:rPr>
-          <w:rFonts w:ascii="Times New Roman" w:eastAsia="Times New Roman" w:hAnsi="Times New Roman" w:cs="Times New Roman"/>
-          <w:sz w:val="24"/>
-          <w:szCs w:val="24"/>
-          <w:lang w:val="sv-SE"/>
-        </w:rPr>
-        <w:t>p</w:t>
-      </w:r>
-      <w:r>
-        <w:rPr>
-          <w:rFonts w:ascii="Times New Roman" w:eastAsia="Times New Roman" w:hAnsi="Times New Roman" w:cs="Times New Roman"/>
-          <w:sz w:val="24"/>
-          <w:szCs w:val="24"/>
-          <w:lang w:val="sv-SE"/>
-        </w:rPr>
-        <w:t xml:space="preserve">ort. </w:t>
-      </w:r>
-    </w:p>
-    <w:p>
-      <w:pPr>
-        <w:numPr>
-          <w:ilvl w:val="0"/>
-          <w:numId w:val="1"/>
-        </w:numPr>
-        <w:jc w:val="both"/>
-        <w:rPr>
-          <w:rFonts w:ascii="Times New Roman" w:eastAsia="Times New Roman" w:hAnsi="Times New Roman" w:cs="Times New Roman"/>
-          <w:sz w:val="24"/>
-          <w:szCs w:val="24"/>
-          <w:lang w:val="sv-SE"/>
-        </w:rPr>
-      </w:pPr>
-      <w:r>
-        <w:rPr>
-          <w:rFonts w:ascii="Times New Roman" w:eastAsia="Times New Roman" w:hAnsi="Times New Roman" w:cs="Times New Roman"/>
-          <w:sz w:val="24"/>
-          <w:szCs w:val="24"/>
-          <w:lang w:val="sv-SE"/>
-        </w:rPr>
-        <w:t>Antarmuka GE0/0/1 pada S6 dinaikkan cost</w:t>
-      </w:r>
-      <w:r>
-        <w:rPr>
-          <w:rFonts w:ascii="Times New Roman" w:eastAsia="Times New Roman" w:hAnsi="Times New Roman" w:cs="Times New Roman"/>
-          <w:sz w:val="24"/>
-          <w:szCs w:val="24"/>
-          <w:lang w:val="sv-SE"/>
-        </w:rPr>
-        <w:t xml:space="preserve"> </w:t>
-      </w:r>
-      <w:r>
-        <w:rPr>
-          <w:rFonts w:ascii="Times New Roman" w:eastAsia="Times New Roman" w:hAnsi="Times New Roman" w:cs="Times New Roman"/>
-          <w:sz w:val="24"/>
-          <w:szCs w:val="24"/>
-          <w:lang w:val="sv-SE"/>
-        </w:rPr>
-        <w:t xml:space="preserve">nya menjadi 50000 agar S6 memilih antarmuka GE0/0/3 (arah S5) sebagai Root Port. </w:t>
-      </w:r>
-    </w:p>
-    <w:p>
-      <w:pPr>
-        <w:jc w:val="center"/>
-        <w:rPr>
-          <w:rFonts w:ascii="Times New Roman" w:eastAsia="Times New Roman" w:hAnsi="Times New Roman" w:cs="Times New Roman"/>
-          <w:noProof/>
-          <w:sz w:val="24"/>
-          <w:szCs w:val="24"/>
-        </w:rPr>
-      </w:pPr>
-      <w:r>
-        <w:rPr>
-          <w:rFonts w:ascii="Times New Roman" w:eastAsia="Times New Roman" w:hAnsi="Times New Roman" w:cs="Times New Roman"/>
-          <w:noProof/>
-          <w:sz w:val="24"/>
-          <w:szCs w:val="24"/>
-        </w:rPr>
         <w:drawing>
           <wp:inline distT="0" distB="0" distL="0" distR="0" wp14:anchorId="77FE382B" wp14:editId="5C33DB51">
             <wp:extent cx="5733415" cy="3436620"/>
@@ -3782,31 +3287,7 @@
           <w:sz w:val="24"/>
           <w:szCs w:val="24"/>
         </w:rPr>
-        <w:t xml:space="preserve">Tahap ini membuktikan keberhasilan rekayasa jalur melalui eksekusi perintah display stp brief </w:t>
-      </w:r>
-      <w:r>
-        <w:rPr>
-          <w:rFonts w:ascii="Times New Roman" w:eastAsia="Times New Roman" w:hAnsi="Times New Roman" w:cs="Times New Roman"/>
-          <w:sz w:val="24"/>
-          <w:szCs w:val="24"/>
-        </w:rPr>
-        <w:t>pada tiap</w:t>
-      </w:r>
-      <w:r>
-        <w:rPr>
-          <w:rFonts w:ascii="Times New Roman" w:eastAsia="Times New Roman" w:hAnsi="Times New Roman" w:cs="Times New Roman"/>
-          <w:sz w:val="24"/>
-          <w:szCs w:val="24"/>
-        </w:rPr>
-        <w:t xml:space="preserve"> switch</w:t>
-      </w:r>
-      <w:r>
-        <w:rPr>
-          <w:rFonts w:ascii="Times New Roman" w:eastAsia="Times New Roman" w:hAnsi="Times New Roman" w:cs="Times New Roman"/>
-          <w:sz w:val="24"/>
-          <w:szCs w:val="24"/>
-        </w:rPr>
-        <w:t>.</w:t>
+        <w:t>Memverifikasi status pelekatan DHCP pada sisi router client menggunakan display dhcp client interface g0/0/1. Hasil eksekusi ini membuktikan router mendapatkan IP Address, subnet, gateway, dan masa sewa secara akurat dari pool R1.</w:t>
       </w:r>
     </w:p>
     <w:p>
@@ -4036,87 +3517,37 @@
     </w:p>
     <w:p>
       <w:pPr>
-        <w:jc w:val="both"/>
-        <w:rPr>
-          <w:rFonts w:ascii="Times New Roman" w:eastAsia="Times New Roman" w:hAnsi="Times New Roman" w:cs="Times New Roman"/>
-          <w:sz w:val="24"/>
-          <w:szCs w:val="24"/>
-        </w:rPr>
-      </w:pPr>
-      <w:r>
-        <w:rPr>
-          <w:rFonts w:ascii="Times New Roman" w:eastAsia="Times New Roman" w:hAnsi="Times New Roman" w:cs="Times New Roman"/>
-          <w:sz w:val="24"/>
-          <w:szCs w:val="24"/>
-        </w:rPr>
-        <w:t xml:space="preserve">Simpan konfigurasi perangkat dengan perintah save &lt;nama_file&gt;.zip. </w:t>
-      </w:r>
-      <w:r>
-        <w:rPr>
-          <w:rFonts w:ascii="Times New Roman" w:eastAsia="Times New Roman" w:hAnsi="Times New Roman" w:cs="Times New Roman"/>
-          <w:sz w:val="24"/>
-          <w:szCs w:val="24"/>
-        </w:rPr>
-        <w:t>Setelah itu, startup saved-configuration &lt;nama_file&gt;.zip untuk menjadikan file zip tersebut menjadi konfigurasi awal saat kembali menyalakan perangkat atau kes</w:t>
-      </w:r>
-      <w:r>
-        <w:rPr>
-          <w:rFonts w:ascii="Times New Roman" w:eastAsia="Times New Roman" w:hAnsi="Times New Roman" w:cs="Times New Roman"/>
-          <w:sz w:val="24"/>
-          <w:szCs w:val="24"/>
-        </w:rPr>
-        <w:t>e</w:t>
-      </w:r>
-      <w:r>
-        <w:rPr>
-          <w:rFonts w:ascii="Times New Roman" w:eastAsia="Times New Roman" w:hAnsi="Times New Roman" w:cs="Times New Roman"/>
-          <w:sz w:val="24"/>
-          <w:szCs w:val="24"/>
-        </w:rPr>
-        <w:t>luruhan topologi di sesi berikutnya.</w:t>
-      </w:r>
-      <w:r>
-        <w:rPr>
-          <w:rFonts w:ascii="Times New Roman" w:eastAsia="Times New Roman" w:hAnsi="Times New Roman" w:cs="Times New Roman"/>
-          <w:sz w:val="24"/>
-          <w:szCs w:val="24"/>
-        </w:rPr>
-        <w:t xml:space="preserve"> Lakukan ini kepada setiap perangkat (LSW1, LSW2, </w:t>
-      </w:r>
-      <w:r>
-        <w:rPr>
-          <w:rFonts w:ascii="Times New Roman" w:eastAsia="Times New Roman" w:hAnsi="Times New Roman" w:cs="Times New Roman"/>
-          <w:sz w:val="24"/>
-          <w:szCs w:val="24"/>
-        </w:rPr>
-        <w:t>LSW3, LSW4, LSW5, dan LSW6</w:t>
-      </w:r>
-      <w:r>
-        <w:rPr>
-          <w:rFonts w:ascii="Times New Roman" w:eastAsia="Times New Roman" w:hAnsi="Times New Roman" w:cs="Times New Roman"/>
-          <w:sz w:val="24"/>
-          <w:szCs w:val="24"/>
-        </w:rPr>
-        <w:t>).</w:t>
-      </w:r>
-    </w:p>
-    <w:p>
-      <w:pPr>
-        <w:rPr>
-          <w:rFonts w:ascii="Times New Roman" w:eastAsia="Times New Roman" w:hAnsi="Times New Roman" w:cs="Times New Roman"/>
-          <w:noProof/>
-          <w:sz w:val="24"/>
-          <w:szCs w:val="24"/>
-        </w:rPr>
-      </w:pPr>
-      <w:r>
-        <w:rPr>
-          <w:rFonts w:ascii="Times New Roman" w:eastAsia="Times New Roman" w:hAnsi="Times New Roman" w:cs="Times New Roman"/>
-          <w:noProof/>
+        <w:rPr>
+          <w:rFonts w:ascii="Times New Roman" w:eastAsia="Times New Roman" w:hAnsi="Times New Roman" w:cs="Times New Roman"/>
+          <w:noProof/>
+          <w:sz w:val="24"/>
+          <w:szCs w:val="24"/>
+        </w:rPr>
+      </w:pPr>
+      <w:r>
+        <w:rPr>
+          <w:rFonts w:ascii="Times New Roman" w:eastAsia="Times New Roman" w:hAnsi="Times New Roman" w:cs="Times New Roman"/>
+          <w:sz w:val="24"/>
+          <w:szCs w:val="24"/>
+        </w:rPr>
+        <w:t xml:space="preserve">Memaksa pembaruan sewa alamat jaringan pada end-device PC dengan menjalankan perintah ipconfig /renew di jendela command, membuktikan konektivitas layer 2 dari PC, melewati </w:t>
+      </w:r>
+      <w:r>
+        <w:rPr>
+          <w:rFonts w:ascii="Times New Roman" w:eastAsia="Times New Roman" w:hAnsi="Times New Roman" w:cs="Times New Roman"/>
           <w:sz w:val="24"/>
           <w:szCs w:val="24"/>
         </w:rPr>
         <w:lastRenderedPageBreak/>
+        <w:t xml:space="preserve">switch, hingga ke DHCP server R1 telah terbentuk. </w:t>
+      </w:r>
+      <w:r>
+        <w:rPr>
+          <w:rFonts w:ascii="Times New Roman" w:eastAsia="Times New Roman" w:hAnsi="Times New Roman" w:cs="Times New Roman"/>
+          <w:noProof/>
+          <w:sz w:val="24"/>
+          <w:szCs w:val="24"/>
+        </w:rPr>
         <w:drawing>
           <wp:inline distT="0" distB="0" distL="0" distR="0" wp14:anchorId="3CCB6636" wp14:editId="621CECDF">
             <wp:extent cx="5733415" cy="3879215"/>
@@ -4364,6 +3795,7 @@
       <w:r>
         <w:rPr>
           <w:rFonts w:ascii="Times New Roman" w:eastAsia="Times New Roman" w:hAnsi="Times New Roman" w:cs="Times New Roman"/>
+          <w:noProof/>
           <w:sz w:val="24"/>
           <w:szCs w:val="24"/>
         </w:rPr>
@@ -4425,6 +3857,7 @@
       <w:r>
         <w:rPr>
           <w:rFonts w:ascii="Times New Roman" w:eastAsia="Times New Roman" w:hAnsi="Times New Roman" w:cs="Times New Roman"/>
+          <w:noProof/>
           <w:sz w:val="24"/>
           <w:szCs w:val="24"/>
         </w:rPr>
@@ -4490,14 +3923,7 @@
           <w:sz w:val="24"/>
           <w:szCs w:val="24"/>
         </w:rPr>
-        <w:t>1</w:t>
-      </w:r>
-      <w:r>
-        <w:rPr>
-          <w:sz w:val="24"/>
-          <w:szCs w:val="24"/>
-        </w:rPr>
-        <w:t>2</w:t>
+        <w:t>12</w:t>
       </w:r>
       <w:r>
         <w:rPr>
@@ -4511,32 +3937,24 @@
           <w:sz w:val="24"/>
           <w:szCs w:val="24"/>
         </w:rPr>
-        <w:t>1</w:t>
-      </w:r>
-      <w:r>
-        <w:rPr>
-          <w:sz w:val="24"/>
-          <w:szCs w:val="24"/>
-        </w:rPr>
-        <w:t>2</w:t>
-      </w:r>
-    </w:p>
-    <w:p>
-      <w:pPr>
-        <w:jc w:val="both"/>
-        <w:rPr>
-          <w:rFonts w:ascii="Times New Roman" w:eastAsia="Times New Roman" w:hAnsi="Times New Roman" w:cs="Times New Roman"/>
-          <w:sz w:val="24"/>
-          <w:szCs w:val="24"/>
-        </w:rPr>
-      </w:pPr>
-      <w:r>
-        <w:rPr>
-          <w:rFonts w:ascii="Times New Roman" w:eastAsia="Times New Roman" w:hAnsi="Times New Roman" w:cs="Times New Roman"/>
-          <w:sz w:val="24"/>
-          <w:szCs w:val="24"/>
-        </w:rPr>
-        <w:t>Simpan konfigurasi perangkat dengan perintah save &lt;nama_file&gt;.zip. Setelah itu, startup saved-configuration &lt;nama_file&gt;.zip untuk menjadikan file zip tersebut menjadi konfigurasi awal saat kembali menyalakan perangkat atau keseluruhan topologi di sesi berikutnya. Lakukan ini kepada setiap perangkat (LSW1, LSW2, LSW3, LSW4, LSW5, dan LSW6).</w:t>
+        <w:t>12</w:t>
+      </w:r>
+    </w:p>
+    <w:p>
+      <w:pPr>
+        <w:rPr>
+          <w:rFonts w:ascii="Times New Roman" w:eastAsia="Times New Roman" w:hAnsi="Times New Roman" w:cs="Times New Roman"/>
+          <w:sz w:val="24"/>
+          <w:szCs w:val="24"/>
+        </w:rPr>
+      </w:pPr>
+      <w:r>
+        <w:rPr>
+          <w:rFonts w:ascii="Times New Roman" w:eastAsia="Times New Roman" w:hAnsi="Times New Roman" w:cs="Times New Roman"/>
+          <w:sz w:val="24"/>
+          <w:szCs w:val="24"/>
+        </w:rPr>
+        <w:t>Melakukan uji routing inter-VLAN dari R2 (VLAN 10) dengan melontarkan paket (ping) ke titik gerbang utama R1, lalu ke host internal di jaringan yang sama (R4), dan menyeberang segmen ke host VLAN lain (PC3).</w:t>
       </w:r>
     </w:p>
     <w:p>
@@ -4681,14 +4099,7 @@
           <w:sz w:val="24"/>
           <w:szCs w:val="24"/>
         </w:rPr>
-        <w:t>1</w:t>
-      </w:r>
-      <w:r>
-        <w:rPr>
-          <w:sz w:val="24"/>
-          <w:szCs w:val="24"/>
-        </w:rPr>
-        <w:t>3</w:t>
+        <w:t>13</w:t>
       </w:r>
       <w:r>
         <w:rPr>
@@ -4702,59 +4113,43 @@
           <w:sz w:val="24"/>
           <w:szCs w:val="24"/>
         </w:rPr>
-        <w:t>1</w:t>
-      </w:r>
-      <w:r>
-        <w:rPr>
-          <w:sz w:val="24"/>
-          <w:szCs w:val="24"/>
-        </w:rPr>
-        <w:t>3</w:t>
-      </w:r>
-    </w:p>
-    <w:p>
-      <w:pPr>
-        <w:jc w:val="both"/>
-        <w:rPr>
-          <w:rFonts w:ascii="Times New Roman" w:eastAsia="Times New Roman" w:hAnsi="Times New Roman" w:cs="Times New Roman"/>
-          <w:sz w:val="24"/>
-          <w:szCs w:val="24"/>
-        </w:rPr>
-      </w:pPr>
-      <w:r>
-        <w:rPr>
-          <w:rFonts w:ascii="Times New Roman" w:eastAsia="Times New Roman" w:hAnsi="Times New Roman" w:cs="Times New Roman"/>
-          <w:sz w:val="24"/>
-          <w:szCs w:val="24"/>
-        </w:rPr>
-        <w:t xml:space="preserve">Simpan konfigurasi perangkat dengan perintah save &lt;nama_file&gt;.zip. Setelah itu, startup saved-configuration &lt;nama_file&gt;.zip untuk menjadikan file zip tersebut menjadi konfigurasi </w:t>
-      </w:r>
-      <w:r>
-        <w:rPr>
-          <w:rFonts w:ascii="Times New Roman" w:eastAsia="Times New Roman" w:hAnsi="Times New Roman" w:cs="Times New Roman"/>
+        <w:t>13</w:t>
+      </w:r>
+    </w:p>
+    <w:p>
+      <w:pPr>
+        <w:rPr>
+          <w:rFonts w:ascii="Times New Roman" w:eastAsia="Times New Roman" w:hAnsi="Times New Roman" w:cs="Times New Roman"/>
+          <w:sz w:val="24"/>
+          <w:szCs w:val="24"/>
+        </w:rPr>
+      </w:pPr>
+      <w:r>
+        <w:rPr>
+          <w:rFonts w:ascii="Times New Roman" w:eastAsia="Times New Roman" w:hAnsi="Times New Roman" w:cs="Times New Roman"/>
+          <w:sz w:val="24"/>
+          <w:szCs w:val="24"/>
+        </w:rPr>
+        <w:t>Memvalidasi lalu lintas bolak-balik dari PC1 (VLAN 20) menuju IP gateway R1, host di subnet lokal (PC3), dan perangkat beda kelas (R4).</w:t>
+      </w:r>
+    </w:p>
+    <w:p>
+      <w:pPr>
+        <w:rPr>
+          <w:rFonts w:ascii="Times New Roman" w:eastAsia="Times New Roman" w:hAnsi="Times New Roman" w:cs="Times New Roman"/>
+          <w:noProof/>
+          <w:sz w:val="24"/>
+          <w:szCs w:val="24"/>
+        </w:rPr>
+      </w:pPr>
+      <w:r>
+        <w:rPr>
+          <w:rFonts w:ascii="Times New Roman" w:eastAsia="Times New Roman" w:hAnsi="Times New Roman" w:cs="Times New Roman"/>
+          <w:noProof/>
           <w:sz w:val="24"/>
           <w:szCs w:val="24"/>
         </w:rPr>
         <w:lastRenderedPageBreak/>
-        <w:t>awal saat kembali menyalakan perangkat atau keseluruhan topologi di sesi berikutnya. Lakukan ini kepada setiap perangkat (LSW1, LSW2, LSW3, LSW4, LSW5, dan LSW6).</w:t>
-      </w:r>
-    </w:p>
-    <w:p>
-      <w:pPr>
-        <w:rPr>
-          <w:rFonts w:ascii="Times New Roman" w:eastAsia="Times New Roman" w:hAnsi="Times New Roman" w:cs="Times New Roman"/>
-          <w:noProof/>
-          <w:sz w:val="24"/>
-          <w:szCs w:val="24"/>
-        </w:rPr>
-      </w:pPr>
-      <w:r>
-        <w:rPr>
-          <w:rFonts w:ascii="Times New Roman" w:eastAsia="Times New Roman" w:hAnsi="Times New Roman" w:cs="Times New Roman"/>
-          <w:noProof/>
-          <w:sz w:val="24"/>
-          <w:szCs w:val="24"/>
-        </w:rPr>
         <w:drawing>
           <wp:inline distT="0" distB="0" distL="0" distR="0" wp14:anchorId="63FD1A09" wp14:editId="2DDA8418">
             <wp:extent cx="5733415" cy="3573145"/>
@@ -4923,72 +4318,57 @@
           <w:sz w:val="24"/>
           <w:szCs w:val="24"/>
         </w:rPr>
+        <w:t>14</w:t>
+      </w:r>
+      <w:r>
+        <w:rPr>
+          <w:sz w:val="24"/>
+          <w:szCs w:val="24"/>
+        </w:rPr>
+        <w:t xml:space="preserve">. Soal </w:t>
+      </w:r>
+      <w:r>
+        <w:rPr>
+          <w:sz w:val="24"/>
+          <w:szCs w:val="24"/>
+        </w:rPr>
+        <w:t>14</w:t>
+      </w:r>
+    </w:p>
+    <w:p>
+      <w:pPr>
+        <w:rPr>
+          <w:rFonts w:ascii="Times New Roman" w:eastAsia="Times New Roman" w:hAnsi="Times New Roman" w:cs="Times New Roman"/>
+          <w:sz w:val="24"/>
+          <w:szCs w:val="24"/>
+        </w:rPr>
+      </w:pPr>
+      <w:r>
+        <w:rPr>
+          <w:rFonts w:ascii="Times New Roman" w:eastAsia="Times New Roman" w:hAnsi="Times New Roman" w:cs="Times New Roman"/>
+          <w:sz w:val="24"/>
+          <w:szCs w:val="24"/>
+        </w:rPr>
+        <w:t xml:space="preserve">Menguji jangkauan PC2 (VLAN 30) untuk mencapai interface R1, ping anggota sesama VLAN 30 (PC6), serta memastikan tabel routing router mampu meneruskan ping dari PC2 ke PC5 (VLAN 20). </w:t>
+      </w:r>
+    </w:p>
+    <w:p>
+      <w:pPr>
+        <w:rPr>
+          <w:rFonts w:ascii="Times New Roman" w:eastAsia="Times New Roman" w:hAnsi="Times New Roman" w:cs="Times New Roman"/>
+          <w:noProof/>
+          <w:sz w:val="24"/>
+          <w:szCs w:val="24"/>
+        </w:rPr>
+      </w:pPr>
+      <w:r>
+        <w:rPr>
+          <w:rFonts w:ascii="Times New Roman" w:eastAsia="Times New Roman" w:hAnsi="Times New Roman" w:cs="Times New Roman"/>
+          <w:noProof/>
+          <w:sz w:val="24"/>
+          <w:szCs w:val="24"/>
+        </w:rPr>
         <w:lastRenderedPageBreak/>
-        <w:t>1</w:t>
-      </w:r>
-      <w:r>
-        <w:rPr>
-          <w:sz w:val="24"/>
-          <w:szCs w:val="24"/>
-        </w:rPr>
-        <w:t>4</w:t>
-      </w:r>
-      <w:r>
-        <w:rPr>
-          <w:sz w:val="24"/>
-          <w:szCs w:val="24"/>
-        </w:rPr>
-        <w:t xml:space="preserve">. Soal </w:t>
-      </w:r>
-      <w:r>
-        <w:rPr>
-          <w:sz w:val="24"/>
-          <w:szCs w:val="24"/>
-        </w:rPr>
-        <w:t>1</w:t>
-      </w:r>
-      <w:r>
-        <w:rPr>
-          <w:sz w:val="24"/>
-          <w:szCs w:val="24"/>
-        </w:rPr>
-        <w:t>4</w:t>
-      </w:r>
-    </w:p>
-    <w:p>
-      <w:pPr>
-        <w:jc w:val="both"/>
-        <w:rPr>
-          <w:rFonts w:ascii="Times New Roman" w:eastAsia="Times New Roman" w:hAnsi="Times New Roman" w:cs="Times New Roman"/>
-          <w:sz w:val="24"/>
-          <w:szCs w:val="24"/>
-        </w:rPr>
-      </w:pPr>
-      <w:r>
-        <w:rPr>
-          <w:rFonts w:ascii="Times New Roman" w:eastAsia="Times New Roman" w:hAnsi="Times New Roman" w:cs="Times New Roman"/>
-          <w:sz w:val="24"/>
-          <w:szCs w:val="24"/>
-        </w:rPr>
-        <w:t>Simpan konfigurasi perangkat dengan perintah save &lt;nama_file&gt;.zip. Setelah itu, startup saved-configuration &lt;nama_file&gt;.zip untuk menjadikan file zip tersebut menjadi konfigurasi awal saat kembali menyalakan perangkat atau keseluruhan topologi di sesi berikutnya. Lakukan ini kepada setiap perangkat (LSW1, LSW2, LSW3, LSW4, LSW5, dan LSW6).</w:t>
-      </w:r>
-    </w:p>
-    <w:p>
-      <w:pPr>
-        <w:rPr>
-          <w:rFonts w:ascii="Times New Roman" w:eastAsia="Times New Roman" w:hAnsi="Times New Roman" w:cs="Times New Roman"/>
-          <w:noProof/>
-          <w:sz w:val="24"/>
-          <w:szCs w:val="24"/>
-        </w:rPr>
-      </w:pPr>
-      <w:r>
-        <w:rPr>
-          <w:rFonts w:ascii="Times New Roman" w:eastAsia="Times New Roman" w:hAnsi="Times New Roman" w:cs="Times New Roman"/>
-          <w:noProof/>
-          <w:sz w:val="24"/>
-          <w:szCs w:val="24"/>
-        </w:rPr>
         <w:drawing>
           <wp:inline distT="0" distB="0" distL="0" distR="0" wp14:anchorId="4D525F68" wp14:editId="1DB90336">
             <wp:extent cx="5733415" cy="3555365"/>
@@ -5134,6 +4514,16 @@
     </w:p>
     <w:p>
       <w:pPr>
+        <w:rPr>
+          <w:rFonts w:ascii="Times New Roman" w:eastAsia="Times New Roman" w:hAnsi="Times New Roman" w:cs="Times New Roman"/>
+          <w:noProof/>
+          <w:sz w:val="24"/>
+          <w:szCs w:val="24"/>
+        </w:rPr>
+      </w:pPr>
+    </w:p>
+    <w:p>
+      <w:pPr>
         <w:pStyle w:val="Heading1"/>
         <w:spacing w:line="276" w:lineRule="auto"/>
         <w:ind w:left="0"/>
@@ -5147,58 +4537,84 @@
           <w:sz w:val="24"/>
           <w:szCs w:val="24"/>
         </w:rPr>
+        <w:t>1</w:t>
+      </w:r>
+      <w:r>
+        <w:rPr>
+          <w:sz w:val="24"/>
+          <w:szCs w:val="24"/>
+        </w:rPr>
+        <w:t>5</w:t>
+      </w:r>
+      <w:r>
+        <w:rPr>
+          <w:sz w:val="24"/>
+          <w:szCs w:val="24"/>
+        </w:rPr>
+        <w:t xml:space="preserve">. Soal </w:t>
+      </w:r>
+      <w:r>
+        <w:rPr>
+          <w:sz w:val="24"/>
+          <w:szCs w:val="24"/>
+        </w:rPr>
+        <w:t>1</w:t>
+      </w:r>
+      <w:r>
+        <w:rPr>
+          <w:sz w:val="24"/>
+          <w:szCs w:val="24"/>
+        </w:rPr>
+        <w:t>5</w:t>
+      </w:r>
+    </w:p>
+    <w:p>
+      <w:pPr>
+        <w:spacing w:before="240" w:after="240"/>
+        <w:jc w:val="both"/>
+        <w:rPr>
+          <w:rFonts w:ascii="Times New Roman" w:eastAsia="Times New Roman" w:hAnsi="Times New Roman" w:cs="Times New Roman"/>
+          <w:sz w:val="24"/>
+          <w:szCs w:val="24"/>
+        </w:rPr>
+      </w:pPr>
+      <w:r>
+        <w:rPr>
+          <w:rFonts w:ascii="Times New Roman" w:eastAsia="Times New Roman" w:hAnsi="Times New Roman" w:cs="Times New Roman"/>
+          <w:sz w:val="24"/>
+          <w:szCs w:val="24"/>
+        </w:rPr>
+        <w:t xml:space="preserve">Simpan konfigurasi perangkat dengan perintah save &lt;nama_file&gt;.zip. Setelah itu, startup saved-configuration &lt;nama_file&gt;.zip untuk menjadikan file zip tersebut menjadi konfigurasi </w:t>
+      </w:r>
+      <w:r>
+        <w:rPr>
+          <w:rFonts w:ascii="Times New Roman" w:eastAsia="Times New Roman" w:hAnsi="Times New Roman" w:cs="Times New Roman"/>
+          <w:sz w:val="24"/>
+          <w:szCs w:val="24"/>
+        </w:rPr>
         <w:lastRenderedPageBreak/>
-        <w:t>1</w:t>
-      </w:r>
-      <w:r>
-        <w:rPr>
-          <w:sz w:val="24"/>
-          <w:szCs w:val="24"/>
-        </w:rPr>
-        <w:t>5</w:t>
-      </w:r>
-      <w:r>
-        <w:rPr>
-          <w:sz w:val="24"/>
-          <w:szCs w:val="24"/>
-        </w:rPr>
-        <w:t xml:space="preserve">. Soal </w:t>
-      </w:r>
-      <w:r>
-        <w:rPr>
-          <w:sz w:val="24"/>
-          <w:szCs w:val="24"/>
-        </w:rPr>
-        <w:t>1</w:t>
-      </w:r>
-      <w:r>
-        <w:rPr>
-          <w:sz w:val="24"/>
-          <w:szCs w:val="24"/>
-        </w:rPr>
-        <w:t>5</w:t>
-      </w:r>
-    </w:p>
-    <w:p>
-      <w:pPr>
-        <w:jc w:val="both"/>
-        <w:rPr>
-          <w:rFonts w:ascii="Times New Roman" w:eastAsia="Times New Roman" w:hAnsi="Times New Roman" w:cs="Times New Roman"/>
-          <w:sz w:val="24"/>
-          <w:szCs w:val="24"/>
-        </w:rPr>
-      </w:pPr>
-      <w:r>
-        <w:rPr>
-          <w:rFonts w:ascii="Times New Roman" w:eastAsia="Times New Roman" w:hAnsi="Times New Roman" w:cs="Times New Roman"/>
-          <w:sz w:val="24"/>
-          <w:szCs w:val="24"/>
-        </w:rPr>
-        <w:t>Simpan konfigurasi perangkat dengan perintah save &lt;nama_file&gt;.zip. Setelah itu, startup saved-configuration &lt;nama_file&gt;.zip untuk menjadikan file zip tersebut menjadi konfigurasi awal saat kembali menyalakan perangkat atau keseluruhan topologi di sesi berikutnya. Lakukan ini kepada setiap perangkat (LSW1, LSW2, LSW3, LSW4, LSW5, dan LSW6).</w:t>
-      </w:r>
-    </w:p>
-    <w:p>
-      <w:pPr>
+        <w:t xml:space="preserve">awal saat kembali menyalakan perangkat atau keseluruhan topologi di sesi berikutnya. Lakukan ini kepada setiap perangkat </w:t>
+      </w:r>
+      <w:r>
+        <w:rPr>
+          <w:rFonts w:ascii="Times New Roman" w:eastAsia="Times New Roman" w:hAnsi="Times New Roman" w:cs="Times New Roman"/>
+          <w:sz w:val="24"/>
+          <w:szCs w:val="24"/>
+        </w:rPr>
+        <w:t>(R1, R2, R3, R4, LSW1, LSW2, dan LSW3</w:t>
+      </w:r>
+      <w:r>
+        <w:rPr>
+          <w:rFonts w:ascii="Times New Roman" w:eastAsia="Times New Roman" w:hAnsi="Times New Roman" w:cs="Times New Roman"/>
+          <w:sz w:val="24"/>
+          <w:szCs w:val="24"/>
+        </w:rPr>
+        <w:t>).</w:t>
+      </w:r>
+    </w:p>
+    <w:p>
+      <w:pPr>
+        <w:jc w:val="both"/>
         <w:rPr>
           <w:rFonts w:ascii="Times New Roman" w:eastAsia="Times New Roman" w:hAnsi="Times New Roman" w:cs="Times New Roman"/>
           <w:noProof/>
@@ -5408,7 +4824,6 @@
           <w:sz w:val="24"/>
           <w:szCs w:val="24"/>
         </w:rPr>
-        <w:lastRenderedPageBreak/>
         <w:drawing>
           <wp:inline distT="0" distB="0" distL="0" distR="0" wp14:anchorId="5082155C" wp14:editId="764FBECE">
             <wp:extent cx="5733415" cy="1771015"/>
@@ -5478,6 +4893,7 @@
           <w:sz w:val="24"/>
           <w:szCs w:val="24"/>
         </w:rPr>
+        <w:lastRenderedPageBreak/>
         <w:drawing>
           <wp:inline distT="0" distB="0" distL="0" distR="0" wp14:anchorId="1C289345" wp14:editId="2E92B8C6">
             <wp:extent cx="5733415" cy="1748155"/>
@@ -6317,7 +5733,7 @@
   <w:style w:type="paragraph" w:default="1" w:styleId="Normal">
     <w:name w:val="Normal"/>
     <w:qFormat/>
-    <w:rsid w:val="00880224"/>
+    <w:rsid w:val="006D58A8"/>
   </w:style>
   <w:style w:type="paragraph" w:styleId="Heading1">
     <w:name w:val="heading 1"/>
